--- a/preview/docxs/36-fullstack-dev.docx
+++ b/preview/docxs/36-fullstack-dev.docx
@@ -987,7 +987,7 @@
               </w:rPr>
               <w:t xml:space="preserve">Demo: </w:t>
             </w:r>
-            <w:hyperlink w:history="1" r:id="rIdancfmfbib7d-rufisd_kp">
+            <w:hyperlink w:history="1" r:id="rIdgcl9pbo5s4rirhxigd5y8">
               <w:r>
                 <w:rPr>
                   <w:color w:val="111827"/>
@@ -1015,7 +1015,7 @@
               </w:rPr>
               <w:t xml:space="preserve">Code: </w:t>
             </w:r>
-            <w:hyperlink w:history="1" r:id="rIdjdohqx88tvbutqutx3-m7">
+            <w:hyperlink w:history="1" r:id="rIdys_2qgfu_9tnnveaf65bu">
               <w:r>
                 <w:rPr>
                   <w:color w:val="111827"/>
@@ -1105,7 +1105,7 @@
               </w:rPr>
               <w:t xml:space="preserve">Demo: </w:t>
             </w:r>
-            <w:hyperlink w:history="1" r:id="rIdyyyooatmu-eu3-khw1r1v">
+            <w:hyperlink w:history="1" r:id="rIdxp7ljefxtv_ei-k4z7fb9">
               <w:r>
                 <w:rPr>
                   <w:color w:val="111827"/>
@@ -1435,7 +1435,7 @@
               </w:rPr>
               <w:t xml:space="preserve">Portfolio: </w:t>
             </w:r>
-            <w:hyperlink w:history="1" r:id="rId4cycbqm9y3fk-9t95i5ln">
+            <w:hyperlink w:history="1" r:id="rId14ojyv3ijq7sgllueoate">
               <w:r>
                 <w:rPr>
                   <w:color w:val="111827"/>
